--- a/resume_werk_dev.docx
+++ b/resume_werk_dev.docx
@@ -32,7 +32,7 @@
           <w:sz w:val="19"/>
           <w:szCs w:val="19"/>
         </w:rPr>
-        <w:t xml:space="preserve">Aachen, Germany  •  +49 152 07480366  •  </w:t>
+        <w:t xml:space="preserve">Aachen, Germany (open to relocation within Germany)  •  +49 152 07480366  •  </w:t>
       </w:r>
       <w:hyperlink r:id="rId7" w:history="1">
         <w:r>
@@ -80,7 +80,7 @@
             <w:szCs w:val="19"/>
             <w:u w:val="single"/>
           </w:rPr>
-          <w:t>Web</w:t>
+          <w:t>vishalmaheshkumar.com</w:t>
         </w:r>
         <w:r>
           <w:rPr>
@@ -89,7 +89,6 @@
             <w:szCs w:val="19"/>
             <w:u w:val="single"/>
           </w:rPr>
-          <w:t>s</w:t>
         </w:r>
         <w:r>
           <w:rPr>
@@ -98,7 +97,6 @@
             <w:szCs w:val="19"/>
             <w:u w:val="single"/>
           </w:rPr>
-          <w:t>ite</w:t>
         </w:r>
       </w:hyperlink>
     </w:p>
@@ -125,61 +123,58 @@
         <w:spacing w:after="60" w:line="280" w:lineRule="auto"/>
         <w:jc w:val="both"/>
       </w:pPr>
-      <w:r>
-        <w:t>M.Sc. Management &amp; Engineering student at RWTH Aachen (Oct 2025 – Mar 2027) with ~3 years of prior full-time engineering experience at Flexera (US enterprise software). ServiceNow Developer background in CMDB, RTE pipelines, REST/</w:t>
-      </w:r>
       <w:proofErr w:type="spellStart"/>
-      <w:r>
-        <w:t>GraphQL</w:t>
-      </w:r>
       <w:proofErr w:type="spellEnd"/>
-      <w:r>
-        <w:t xml:space="preserve"> APIs, and AWS; active full-stack builder shipping AI products (</w:t>
-      </w:r>
       <w:proofErr w:type="spellStart"/>
-      <w:r>
-        <w:t>Wolflayer</w:t>
-      </w:r>
-      <w:r>
-        <w:t>.app</w:t>
-      </w:r>
       <w:proofErr w:type="spellEnd"/>
-      <w:r>
-        <w:t xml:space="preserve">) on Next.js, </w:t>
-      </w:r>
       <w:proofErr w:type="spellStart"/>
-      <w:r>
-        <w:t>Supabase</w:t>
-      </w:r>
       <w:proofErr w:type="spellEnd"/>
-      <w:r>
-        <w:t xml:space="preserve">, and Google Gemini. Seeking </w:t>
-      </w:r>
       <w:proofErr w:type="spellStart"/>
-      <w:r>
-        <w:t>Werkstudent</w:t>
-      </w:r>
       <w:proofErr w:type="spellEnd"/>
-      <w:r>
-        <w:t xml:space="preserve"> / intern engineering roles (~20 </w:t>
-      </w:r>
       <w:proofErr w:type="spellStart"/>
-      <w:r>
-        <w:t>hrs</w:t>
-      </w:r>
       <w:proofErr w:type="spellEnd"/>
-      <w:r>
-        <w:t xml:space="preserve">/week during semester, up to 40 </w:t>
-      </w:r>
       <w:proofErr w:type="spellStart"/>
-      <w:r>
-        <w:t>hrs</w:t>
-      </w:r>
       <w:proofErr w:type="spellEnd"/>
       <w:r>
-        <w:t xml:space="preserve"> in semester break)</w:t>
-      </w:r>
-      <w:r>
+        <w:rPr>
+          <w:b w:val="0"/>
+        </w:rPr>
+        <w:t xml:space="preserve">M.Sc. Management &amp; Engineering student at RWTH Aachen (Oct 2025 – Mar 2027) with </w:t>
+      </w:r>
+      <w:r>
+        <w:rPr>
+          <w:b/>
+        </w:rPr>
+        <w:t>three years of full-time engineering experience at Flexera</w:t>
+      </w:r>
+      <w:r>
+        <w:rPr>
+          <w:b w:val="0"/>
+        </w:rPr>
+        <w:t xml:space="preserve">. ServiceNow developer background in CMDB, RTE pipelines, REST and GraphQL APIs and AWS; still building, currently a full-stack AI product (wolflayer.app) on Next.js, Supabase and Google Gemini. Looking for a Werkstudent or intern engineering role, </w:t>
+      </w:r>
+      <w:r>
+        <w:rPr>
+          <w:b/>
+        </w:rPr>
+        <w:t>20 hrs/week during the semester and up to 40 hrs in the breaks</w:t>
+      </w:r>
+      <w:r>
+        <w:rPr>
+          <w:b w:val="0"/>
+        </w:rPr>
+        <w:t xml:space="preserve">. </w:t>
+      </w:r>
+      <w:r>
+        <w:rPr>
+          <w:b/>
+        </w:rPr>
+        <w:t>Open to relocating anywhere in Germany</w:t>
+      </w:r>
+      <w:r>
+        <w:rPr>
+          <w:b w:val="0"/>
+        </w:rPr>
         <w:t>.</w:t>
       </w:r>
     </w:p>
@@ -320,22 +315,14 @@
           <w:b/>
           <w:bCs/>
         </w:rPr>
-        <w:t xml:space="preserve">Languages: </w:t>
-      </w:r>
-      <w:r>
-        <w:t>English (</w:t>
-      </w:r>
-      <w:r>
-        <w:t xml:space="preserve">Business </w:t>
-      </w:r>
-      <w:r>
-        <w:t>fluent, working language); German (A</w:t>
-      </w:r>
-      <w:r>
-        <w:t>1</w:t>
-      </w:r>
-      <w:r>
-        <w:t>, learning)</w:t>
+        <w:t>Languages:</w:t>
+      </w:r>
+      <w:r>
+        <w:rPr>
+          <w:b w:val="0"/>
+          <w:bCs/>
+        </w:rPr>
+        <w:t xml:space="preserve"> English (Business fluent, working language); German (A1, learning)</w:t>
       </w:r>
     </w:p>
     <w:p>
@@ -454,7 +441,40 @@
         <w:jc w:val="both"/>
       </w:pPr>
       <w:r>
-        <w:t>Migrated ETL functionality from ServiceNow to AWS; redesigned platform architecture, improving customer performance by ~60%.</w:t>
+        <w:rPr>
+          <w:b/>
+        </w:rPr>
+        <w:t>Core contributor</w:t>
+      </w:r>
+      <w:r>
+        <w:rPr>
+          <w:b w:val="0"/>
+        </w:rPr>
+        <w:t xml:space="preserve"> to migrating ETL functionality from </w:t>
+      </w:r>
+      <w:r>
+        <w:rPr>
+          <w:b/>
+        </w:rPr>
+        <w:t>ServiceNow to AWS</w:t>
+      </w:r>
+      <w:r>
+        <w:rPr>
+          <w:b w:val="0"/>
+        </w:rPr>
+        <w:t xml:space="preserve"> as part of a platform re-architecture, improving end-customer performance by </w:t>
+      </w:r>
+      <w:r>
+        <w:rPr>
+          <w:b/>
+        </w:rPr>
+        <w:t>~60%</w:t>
+      </w:r>
+      <w:r>
+        <w:rPr>
+          <w:b w:val="0"/>
+        </w:rPr>
+        <w:t>.</w:t>
       </w:r>
     </w:p>
     <w:p>
@@ -468,7 +488,28 @@
         <w:jc w:val="both"/>
       </w:pPr>
       <w:r>
-        <w:t>Designed and enhanced Robust Transform Engine (RTE) pipelines for enterprise hardware/software inventory ingestion.</w:t>
+        <w:rPr>
+          <w:b/>
+        </w:rPr>
+        <w:t>Designed and enhanced</w:t>
+      </w:r>
+      <w:r>
+        <w:rPr>
+          <w:b w:val="0"/>
+        </w:rPr>
+        <w:t xml:space="preserve"> </w:t>
+      </w:r>
+      <w:r>
+        <w:rPr>
+          <w:b/>
+        </w:rPr>
+        <w:t>Robust Transform Engine (RTE)</w:t>
+      </w:r>
+      <w:r>
+        <w:rPr>
+          <w:b w:val="0"/>
+        </w:rPr>
+        <w:t xml:space="preserve"> pipelines for enterprise hardware/software inventory ingestion.</w:t>
       </w:r>
     </w:p>
     <w:p>
@@ -482,7 +523,28 @@
         <w:jc w:val="both"/>
       </w:pPr>
       <w:r>
-        <w:t>Built MCP-compatible backend services using OpenAI Model Context Protocol for AI-assisted enterprise workflows.</w:t>
+        <w:rPr>
+          <w:b/>
+        </w:rPr>
+        <w:t>Built</w:t>
+      </w:r>
+      <w:r>
+        <w:rPr>
+          <w:b w:val="0"/>
+        </w:rPr>
+        <w:t xml:space="preserve"> MCP-compatible backend services using </w:t>
+      </w:r>
+      <w:r>
+        <w:rPr>
+          <w:b/>
+        </w:rPr>
+        <w:t>OpenAI Model Context Protocol</w:t>
+      </w:r>
+      <w:r>
+        <w:rPr>
+          <w:b w:val="0"/>
+        </w:rPr>
+        <w:t xml:space="preserve"> for AI-assisted enterprise workflows.</w:t>
       </w:r>
     </w:p>
     <w:p>
@@ -495,15 +557,42 @@
         <w:spacing w:after="40" w:line="260" w:lineRule="auto"/>
         <w:jc w:val="both"/>
       </w:pPr>
-      <w:r>
-        <w:t xml:space="preserve">Designed SMART REST APIs with pagination; introduced </w:t>
-      </w:r>
       <w:proofErr w:type="spellStart"/>
-      <w:r>
+      <w:proofErr w:type="spellEnd"/>
+      <w:r>
+        <w:rPr>
+          <w:b/>
+        </w:rPr>
+        <w:t>Designed</w:t>
+      </w:r>
+      <w:r>
+        <w:rPr>
+          <w:b w:val="0"/>
+        </w:rPr>
+        <w:t xml:space="preserve"> </w:t>
+      </w:r>
+      <w:r>
+        <w:rPr>
+          <w:b/>
+        </w:rPr>
+        <w:t>SMART REST APIs</w:t>
+      </w:r>
+      <w:r>
+        <w:rPr>
+          <w:b w:val="0"/>
+        </w:rPr>
+        <w:t xml:space="preserve"> with pagination; introduced </w:t>
+      </w:r>
+      <w:r>
+        <w:rPr>
+          <w:b/>
+        </w:rPr>
         <w:t>GraphQL</w:t>
       </w:r>
-      <w:proofErr w:type="spellEnd"/>
-      <w:r>
+      <w:r>
+        <w:rPr>
+          <w:b w:val="0"/>
+        </w:rPr>
         <w:t xml:space="preserve"> endpoints to reduce client-side over-fetching.</w:t>
       </w:r>
     </w:p>
@@ -518,7 +607,28 @@
         <w:jc w:val="both"/>
       </w:pPr>
       <w:r>
-        <w:t>Implemented rule-based classification logic for CMDB mapping (Hardware/OS Category, Subcategories).</w:t>
+        <w:rPr>
+          <w:b/>
+        </w:rPr>
+        <w:t>Implemented</w:t>
+      </w:r>
+      <w:r>
+        <w:rPr>
+          <w:b w:val="0"/>
+        </w:rPr>
+        <w:t xml:space="preserve"> rule-based classification logic for </w:t>
+      </w:r>
+      <w:r>
+        <w:rPr>
+          <w:b/>
+        </w:rPr>
+        <w:t>CMDB</w:t>
+      </w:r>
+      <w:r>
+        <w:rPr>
+          <w:b w:val="0"/>
+        </w:rPr>
+        <w:t xml:space="preserve"> mapping (Hardware/OS Category, Subcategories).</w:t>
       </w:r>
     </w:p>
     <w:p>
@@ -597,7 +707,38 @@
         <w:jc w:val="both"/>
       </w:pPr>
       <w:r>
-        <w:t>Built API integration and software inventory ingestion on Flexera SaaS Manager (MongoDB, PostgreSQL, AWS).</w:t>
+        <w:rPr/>
+        <w:t>Assisted in developing and maintaining</w:t>
+      </w:r>
+      <w:r>
+        <w:rPr>
+          <w:b w:val="0"/>
+        </w:rPr>
+        <w:t xml:space="preserve"> the </w:t>
+      </w:r>
+      <w:r>
+        <w:rPr>
+          <w:b/>
+        </w:rPr>
+        <w:t>Flexera SaaS Manager</w:t>
+      </w:r>
+      <w:r>
+        <w:rPr>
+          <w:b w:val="0"/>
+        </w:rPr>
+        <w:t xml:space="preserve"> SaaS application (</w:t>
+      </w:r>
+      <w:r>
+        <w:rPr>
+          <w:b/>
+        </w:rPr>
+        <w:t>MongoDB, PostgreSQL, AWS S3, CloudWatch</w:t>
+      </w:r>
+      <w:r>
+        <w:rPr>
+          <w:b w:val="0"/>
+        </w:rPr>
+        <w:t>); conducted API research and integration work.</w:t>
       </w:r>
     </w:p>
     <w:p>
@@ -611,7 +752,40 @@
         <w:jc w:val="both"/>
       </w:pPr>
       <w:r>
-        <w:t>Designed reusable Script Includes and Business Rules for validation and CMDB mapping.</w:t>
+        <w:rPr>
+          <w:b/>
+        </w:rPr>
+        <w:t>Developed</w:t>
+      </w:r>
+      <w:r>
+        <w:rPr>
+          <w:b w:val="0"/>
+        </w:rPr>
+        <w:t xml:space="preserve"> reusable </w:t>
+      </w:r>
+      <w:r>
+        <w:rPr>
+          <w:b/>
+        </w:rPr>
+        <w:t>Script Includes</w:t>
+      </w:r>
+      <w:r>
+        <w:rPr>
+          <w:b w:val="0"/>
+        </w:rPr>
+        <w:t xml:space="preserve"> and </w:t>
+      </w:r>
+      <w:r>
+        <w:rPr>
+          <w:b/>
+        </w:rPr>
+        <w:t>Business Rules</w:t>
+      </w:r>
+      <w:r>
+        <w:rPr>
+          <w:b w:val="0"/>
+        </w:rPr>
+        <w:t xml:space="preserve"> for validation and CMDB mapping.</w:t>
       </w:r>
     </w:p>
     <w:p>
@@ -625,7 +799,28 @@
         <w:jc w:val="both"/>
       </w:pPr>
       <w:r>
-        <w:t>Awarded Professionalism Badge for cross-functional debugging and technical research.</w:t>
+        <w:rPr>
+          <w:b/>
+        </w:rPr>
+        <w:t>Awarded</w:t>
+      </w:r>
+      <w:r>
+        <w:rPr>
+          <w:b w:val="0"/>
+        </w:rPr>
+        <w:t xml:space="preserve"> </w:t>
+      </w:r>
+      <w:r>
+        <w:rPr>
+          <w:b/>
+        </w:rPr>
+        <w:t>Professionalism Badge</w:t>
+      </w:r>
+      <w:r>
+        <w:rPr>
+          <w:b w:val="0"/>
+        </w:rPr>
+        <w:t xml:space="preserve"> for cross-functional debugging and technical research.</w:t>
       </w:r>
     </w:p>
     <w:p>
@@ -711,7 +906,28 @@
         <w:spacing w:after="40" w:line="260" w:lineRule="auto"/>
       </w:pPr>
       <w:r>
-        <w:t>Built image processing software for oil rig operations using Python, C++, and OpenCV.</w:t>
+        <w:rPr>
+          <w:b/>
+        </w:rPr>
+        <w:t>Built</w:t>
+      </w:r>
+      <w:r>
+        <w:rPr>
+          <w:b w:val="0"/>
+        </w:rPr>
+        <w:t xml:space="preserve"> image processing software for oil rig operations using </w:t>
+      </w:r>
+      <w:r>
+        <w:rPr>
+          <w:b/>
+        </w:rPr>
+        <w:t>Python, C++, and OpenCV</w:t>
+      </w:r>
+      <w:r>
+        <w:rPr>
+          <w:b w:val="0"/>
+        </w:rPr>
+        <w:t>.</w:t>
       </w:r>
     </w:p>
     <w:p>
@@ -1008,15 +1224,30 @@
         <w:spacing w:after="40" w:line="260" w:lineRule="auto"/>
         <w:jc w:val="both"/>
       </w:pPr>
-      <w:r>
-        <w:t xml:space="preserve">Built and deployed solo: production full-stack platform on Next.js, React, TypeScript, </w:t>
-      </w:r>
       <w:proofErr w:type="spellStart"/>
-      <w:r>
-        <w:t>Supabase</w:t>
-      </w:r>
       <w:proofErr w:type="spellEnd"/>
       <w:r>
+        <w:rPr>
+          <w:b/>
+        </w:rPr>
+        <w:t>Built and deployed solo</w:t>
+      </w:r>
+      <w:r>
+        <w:rPr>
+          <w:b w:val="0"/>
+        </w:rPr>
+        <w:t xml:space="preserve">: production full-stack platform on </w:t>
+      </w:r>
+      <w:r>
+        <w:rPr>
+          <w:b/>
+        </w:rPr>
+        <w:t>Next.js, React, TypeScript, Supabase</w:t>
+      </w:r>
+      <w:r>
+        <w:rPr>
+          <w:b w:val="0"/>
+        </w:rPr>
         <w:t xml:space="preserve"> with RBAC and OAuth.</w:t>
       </w:r>
     </w:p>
@@ -1031,7 +1262,40 @@
         <w:jc w:val="both"/>
       </w:pPr>
       <w:r>
-        <w:t>Implemented an AI workspace on Google Gemini, visual workflow-execution engine, AES-256-GCM encryption for credentials.</w:t>
+        <w:rPr>
+          <w:b/>
+        </w:rPr>
+        <w:t>Implemented</w:t>
+      </w:r>
+      <w:r>
+        <w:rPr>
+          <w:b w:val="0"/>
+        </w:rPr>
+        <w:t xml:space="preserve"> an AI workspace on </w:t>
+      </w:r>
+      <w:r>
+        <w:rPr>
+          <w:b/>
+        </w:rPr>
+        <w:t>Google Gemini</w:t>
+      </w:r>
+      <w:r>
+        <w:rPr>
+          <w:b w:val="0"/>
+        </w:rPr>
+        <w:t xml:space="preserve">, visual workflow-execution engine, </w:t>
+      </w:r>
+      <w:r>
+        <w:rPr>
+          <w:b/>
+        </w:rPr>
+        <w:t>AES-256-GCM</w:t>
+      </w:r>
+      <w:r>
+        <w:rPr>
+          <w:b w:val="0"/>
+        </w:rPr>
+        <w:t xml:space="preserve"> encryption for credentials.</w:t>
       </w:r>
     </w:p>
     <w:p>
@@ -1045,33 +1309,16 @@
         <w:jc w:val="both"/>
       </w:pPr>
       <w:r>
-        <w:t>Owned product end-to-end: problem definition, architecture, deployment, iteration.</w:t>
-      </w:r>
-    </w:p>
-    <w:p>
-      <w:pPr>
-        <w:spacing w:before="80" w:after="40" w:line="260" w:lineRule="auto"/>
-        <w:rPr>
-          <w:b/>
-          <w:color w:val="1F3864"/>
-          <w:sz w:val="21"/>
-        </w:rPr>
-      </w:pPr>
-      <w:r>
-        <w:rPr>
-          <w:b/>
-          <w:color w:val="1F3864"/>
-          <w:sz w:val="21"/>
-        </w:rPr>
-        <w:t>Ashwa Racing - Formula Student Hybrid Club (2018 – 2022)</w:t>
-      </w:r>
-      <w:r>
-        <w:rPr>
-          <w:b/>
-          <w:color w:val="1F3864"/>
-          <w:sz w:val="21"/>
-        </w:rPr>
-        <w:t xml:space="preserve"> || Hardware Electronics Engineer</w:t>
+        <w:rPr>
+          <w:b/>
+        </w:rPr>
+        <w:t>Owned</w:t>
+      </w:r>
+      <w:r>
+        <w:rPr>
+          <w:b w:val="0"/>
+        </w:rPr>
+        <w:t xml:space="preserve"> product end-to-end: problem definition, architecture, deployment, iteration.</w:t>
       </w:r>
     </w:p>
     <w:p>
@@ -1083,17 +1330,36 @@
         </w:numPr>
         <w:spacing w:after="40" w:line="260" w:lineRule="auto"/>
         <w:jc w:val="both"/>
-        <w:rPr>
-          <w:bCs/>
-          <w:color w:val="000000" w:themeColor="text1"/>
-        </w:rPr>
-      </w:pPr>
-      <w:r>
-        <w:rPr>
-          <w:bCs/>
-          <w:color w:val="000000" w:themeColor="text1"/>
-        </w:rPr>
-        <w:t>Engineered embedded firmware for Vehicle Control Unit (VCU) and Data Acquisition System (DAQ); built a real-time sensor-to-telemetry pipeline deployed on Formula Student hybrid vehicles.</w:t>
+      </w:pPr>
+      <w:r>
+        <w:rPr>
+          <w:b/>
+        </w:rPr>
+        <w:t>Running</w:t>
+      </w:r>
+      <w:r>
+        <w:rPr>
+          <w:b w:val="0"/>
+        </w:rPr>
+        <w:t xml:space="preserve"> user-testing rounds with early users; currently part of Collective Incubator, Aachen.</w:t>
+      </w:r>
+    </w:p>
+    <w:p>
+      <w:pPr>
+        <w:spacing w:before="80" w:after="40" w:line="260" w:lineRule="auto"/>
+        <w:rPr>
+          <w:b/>
+          <w:color w:val="1F3864"/>
+          <w:sz w:val="21"/>
+        </w:rPr>
+      </w:pPr>
+      <w:r>
+        <w:rPr>
+          <w:b/>
+          <w:color w:val="1F3864"/>
+          <w:sz w:val="21"/>
+        </w:rPr>
+        <w:t>Ashwa Racing | Formula Student Hybrid Club (2018 – 2022) | Electrical &amp; Testing Subsystem Lead</w:t>
       </w:r>
     </w:p>
     <w:p>
@@ -1112,10 +1378,27 @@
       </w:pPr>
       <w:r>
         <w:rPr>
+          <w:b w:val="0"/>
           <w:bCs/>
           <w:color w:val="000000" w:themeColor="text1"/>
         </w:rPr>
-        <w:t>Programmed Texas Instruments CC1390 wireless MCU in C for low-latency vehicle-to-pit telemetry; designed and implemented the custom data-transmission protocol stack.</w:t>
+        <w:t xml:space="preserve">Engineered embedded firmware for </w:t>
+      </w:r>
+      <w:r>
+        <w:rPr>
+          <w:b/>
+          <w:bCs/>
+          <w:color w:val="000000" w:themeColor="text1"/>
+        </w:rPr>
+        <w:t>Vehicle Control Unit (VCU)</w:t>
+      </w:r>
+      <w:r>
+        <w:rPr>
+          <w:b w:val="0"/>
+          <w:bCs/>
+          <w:color w:val="000000" w:themeColor="text1"/>
+        </w:rPr>
+        <w:t xml:space="preserve"> and Data Acquisition System (DAQ); built a real-time sensor-to-telemetry pipeline deployed on Formula Student hybrid vehicles.</w:t>
       </w:r>
     </w:p>
     <w:p>
@@ -1137,7 +1420,7 @@
           <w:bCs/>
           <w:color w:val="000000" w:themeColor="text1"/>
         </w:rPr>
-        <w:t>Led Electrical &amp; Testing Subsystem - owned technical roadmap, managed cross-functional team, and recruited/mentored junior engineers.</w:t>
+        <w:t>Programmed Texas Instruments CC1390 wireless MCU in C for low-latency vehicle-to-pit telemetry; designed and implemented the custom data-transmission protocol stack.</w:t>
       </w:r>
     </w:p>
     <w:p>
@@ -1156,45 +1439,19 @@
       </w:pPr>
       <w:r>
         <w:rPr>
+          <w:b/>
           <w:bCs/>
           <w:color w:val="000000" w:themeColor="text1"/>
         </w:rPr>
-        <w:t>1st Place, Formula Hybrid 2021 (USA) -IEEE &amp; Formula Student.</w:t>
-      </w:r>
-    </w:p>
-    <w:p>
-      <w:pPr>
-        <w:spacing w:before="80" w:after="40" w:line="260" w:lineRule="auto"/>
-      </w:pPr>
-      <w:r>
-        <w:rPr>
-          <w:b/>
-          <w:bCs/>
-          <w:color w:val="1F3864"/>
-          <w:sz w:val="21"/>
-          <w:szCs w:val="21"/>
-        </w:rPr>
-        <w:t>TÜV SÜD</w:t>
-      </w:r>
-      <w:r>
-        <w:rPr>
-          <w:b/>
-          <w:bCs/>
-          <w:color w:val="1F3864"/>
-          <w:sz w:val="21"/>
-          <w:szCs w:val="21"/>
-        </w:rPr>
-        <w:t>:</w:t>
-      </w:r>
-      <w:r>
-        <w:rPr>
-          <w:b/>
-          <w:bCs/>
-          <w:color w:val="1F3864"/>
-          <w:sz w:val="21"/>
-          <w:szCs w:val="21"/>
-        </w:rPr>
-        <w:t xml:space="preserve"> Capability-to-Account Mapping Assistant (RWTH Service Innovation Lab)</w:t>
+        <w:t>Led</w:t>
+      </w:r>
+      <w:r>
+        <w:rPr>
+          <w:b w:val="0"/>
+          <w:bCs/>
+          <w:color w:val="000000" w:themeColor="text1"/>
+        </w:rPr>
+        <w:t xml:space="preserve"> Electrical &amp; Testing Subsystem - owned technical roadmap, managed cross-functional team, and recruited/mentored junior engineers.</w:t>
       </w:r>
     </w:p>
     <w:p>
@@ -1207,14 +1464,40 @@
         <w:spacing w:after="40" w:line="260" w:lineRule="auto"/>
         <w:jc w:val="both"/>
         <w:rPr>
-          <w:rFonts w:eastAsia="Times New Roman"/>
-        </w:rPr>
-      </w:pPr>
-      <w:r>
-        <w:rPr>
-          <w:rFonts w:eastAsia="Times New Roman"/>
-        </w:rPr>
-        <w:t xml:space="preserve">Led 5-person team advising TÜV SÜD's KAM organization (~150 KAMs, ~20% of customer base); scoped 5 AI use cases across the account lifecycle and recommended a RAG-based Capability-to-Account Mapping Assistant on Dynamics 365 + SharePoint + Azure OpenAI, projected to cut account-planning cycle from 2–5 days to &lt;1 day. </w:t>
+          <w:bCs/>
+          <w:color w:val="000000" w:themeColor="text1"/>
+        </w:rPr>
+      </w:pPr>
+      <w:r>
+        <w:rPr>
+          <w:b/>
+          <w:bCs/>
+          <w:color w:val="000000" w:themeColor="text1"/>
+        </w:rPr>
+        <w:t>1st Place</w:t>
+      </w:r>
+      <w:r>
+        <w:rPr>
+          <w:b w:val="0"/>
+          <w:bCs/>
+          <w:color w:val="000000" w:themeColor="text1"/>
+        </w:rPr>
+        <w:t>, Formula Hybrid 2021 (USA) -IEEE &amp; Formula Student.</w:t>
+      </w:r>
+    </w:p>
+    <w:p>
+      <w:pPr>
+        <w:spacing w:before="80" w:after="40" w:line="260" w:lineRule="auto"/>
+      </w:pPr>
+      <w:r>
+        <w:rPr>
+          <w:b/>
+          <w:bCs/>
+          <w:color w:val="1F3864"/>
+          <w:sz w:val="21"/>
+          <w:szCs w:val="21"/>
+        </w:rPr>
+        <w:t>Consultant – Applied AI (Artificial Intelligence) for Key Account Management  ||  TÜV SÜD (via RWTH Service Innovation Lab)</w:t>
       </w:r>
     </w:p>
     <w:p>
@@ -1233,26 +1516,44 @@
       <w:r>
         <w:rPr>
           <w:rFonts w:eastAsia="Times New Roman"/>
-        </w:rPr>
-        <w:t>Designed 4-pillar enterprise architecture (Data · Tech · Org · Governance) in draw.io and pitched the 9-month pilot roadmap to TÜV SÜD KAM leadership in Munich.</w:t>
-      </w:r>
-    </w:p>
-    <w:p>
-      <w:pPr>
-        <w:pBdr>
-          <w:bottom w:val="single" w:sz="6" w:space="1" w:color="2E75B6"/>
-        </w:pBdr>
-        <w:spacing w:before="240" w:after="100"/>
-      </w:pPr>
-      <w:r>
-        <w:rPr>
-          <w:b/>
-          <w:bCs/>
-          <w:color w:val="1F3864"/>
-          <w:sz w:val="22"/>
-          <w:szCs w:val="22"/>
-        </w:rPr>
-        <w:t>EXTRACURRICULAR</w:t>
+          <w:b/>
+        </w:rPr>
+        <w:t>Led a 5-person team</w:t>
+      </w:r>
+      <w:r>
+        <w:rPr>
+          <w:rFonts w:eastAsia="Times New Roman"/>
+          <w:b w:val="0"/>
+        </w:rPr>
+        <w:t xml:space="preserve"> advising TÜV SÜD's Key Account Management organization (</w:t>
+      </w:r>
+      <w:r>
+        <w:rPr>
+          <w:rFonts w:eastAsia="Times New Roman"/>
+          <w:b/>
+        </w:rPr>
+        <w:t>~150 KAMs</w:t>
+      </w:r>
+      <w:r>
+        <w:rPr>
+          <w:rFonts w:eastAsia="Times New Roman"/>
+          <w:b w:val="0"/>
+        </w:rPr>
+        <w:t xml:space="preserve">, ~20% of the customer base); scoped </w:t>
+      </w:r>
+      <w:r>
+        <w:rPr>
+          <w:rFonts w:eastAsia="Times New Roman"/>
+          <w:b/>
+        </w:rPr>
+        <w:t>5 AI use cases</w:t>
+      </w:r>
+      <w:r>
+        <w:rPr>
+          <w:rFonts w:eastAsia="Times New Roman"/>
+          <w:b w:val="0"/>
+        </w:rPr>
+        <w:t xml:space="preserve"> across the account lifecycle.</w:t>
       </w:r>
     </w:p>
     <w:p>
@@ -1263,15 +1564,70 @@
           <w:numId w:val="2"/>
         </w:numPr>
         <w:spacing w:after="40" w:line="260" w:lineRule="auto"/>
-      </w:pPr>
-      <w:r>
-        <w:t xml:space="preserve">Organizer, Build Nights Aachen </w:t>
-      </w:r>
-      <w:r>
-        <w:t>-</w:t>
-      </w:r>
-      <w:r>
-        <w:t xml:space="preserve"> weekly AI builders' meetup.</w:t>
+        <w:jc w:val="both"/>
+        <w:rPr>
+          <w:rFonts w:eastAsia="Times New Roman"/>
+        </w:rPr>
+      </w:pPr>
+      <w:r>
+        <w:rPr>
+          <w:rFonts w:eastAsia="Times New Roman"/>
+          <w:b/>
+        </w:rPr>
+        <w:t>Designed</w:t>
+      </w:r>
+      <w:r>
+        <w:rPr>
+          <w:rFonts w:eastAsia="Times New Roman"/>
+          <w:b w:val="0"/>
+        </w:rPr>
+        <w:t xml:space="preserve"> a 4-pillar target architecture (Data · Tech · Org · Governance) for a RAG-based Capability-to-Account Mapping Assistant on </w:t>
+      </w:r>
+      <w:r>
+        <w:rPr>
+          <w:rFonts w:eastAsia="Times New Roman"/>
+          <w:b/>
+        </w:rPr>
+        <w:t>Dynamics 365</w:t>
+      </w:r>
+      <w:r>
+        <w:rPr>
+          <w:rFonts w:eastAsia="Times New Roman"/>
+          <w:b w:val="0"/>
+        </w:rPr>
+        <w:t xml:space="preserve">, SharePoint and Azure OpenAI; pitched a 9-month pilot roadmap to KAM leadership, projected to cut account planning from </w:t>
+      </w:r>
+      <w:r>
+        <w:rPr>
+          <w:rFonts w:eastAsia="Times New Roman"/>
+          <w:b/>
+        </w:rPr>
+        <w:t>2–5 days to under 1 day</w:t>
+      </w:r>
+      <w:r>
+        <w:rPr>
+          <w:rFonts w:eastAsia="Times New Roman"/>
+          <w:b w:val="0"/>
+        </w:rPr>
+        <w:t>.</w:t>
+      </w:r>
+    </w:p>
+    <w:p>
+      <w:pPr>
+        <w:pBdr>
+          <w:bottom w:val="single" w:sz="6" w:space="1" w:color="2E75B6"/>
+        </w:pBdr>
+        <w:spacing w:before="240" w:after="100"/>
+      </w:pPr>
+      <w:r>
+        <w:rPr>
+          <w:b/>
+          <w:bCs/>
+          <w:color w:val="1F3864"/>
+          <w:sz w:val="22"/>
+          <w:szCs w:val="22"/>
+        </w:rPr>
+        <w:t>EXTRACURRICULAR</w:t>
       </w:r>
     </w:p>
     <w:p>
@@ -1284,13 +1640,14 @@
         <w:spacing w:after="40" w:line="260" w:lineRule="auto"/>
       </w:pPr>
       <w:r>
-        <w:t xml:space="preserve">Innovation Team Member, Enactus Aachen </w:t>
-      </w:r>
-      <w:proofErr w:type="spellStart"/>
-      <w:r>
-        <w:t>e.V.</w:t>
-      </w:r>
-      <w:proofErr w:type="spellEnd"/>
+        <w:t xml:space="preserve">Organizer, Build Nights Aachen </w:t>
+      </w:r>
+      <w:r>
+        <w:t>-</w:t>
+      </w:r>
+      <w:r>
+        <w:t xml:space="preserve"> weekly AI builders' meetup.</w:t>
+      </w:r>
     </w:p>
     <w:p>
       <w:pPr>
@@ -1302,14 +1659,13 @@
         <w:spacing w:after="40" w:line="260" w:lineRule="auto"/>
       </w:pPr>
       <w:r>
-        <w:t xml:space="preserve">1st Place </w:t>
-      </w:r>
-      <w:r>
-        <w:t>-</w:t>
-      </w:r>
-      <w:r>
-        <w:t xml:space="preserve"> Formula Hybrid 2021 (USA), Ashwa Racing / Formula Student.</w:t>
-      </w:r>
+        <w:t xml:space="preserve">Innovation Team Member, Enactus Aachen </w:t>
+      </w:r>
+      <w:proofErr w:type="spellStart"/>
+      <w:r>
+        <w:t>e.V.</w:t>
+      </w:r>
+      <w:proofErr w:type="spellEnd"/>
     </w:p>
     <w:sectPr>
       <w:headerReference w:type="even" r:id="rId10"/>
